--- a/Week-02/YuvaIntern_Week2_EDA_Visualization_Framework.docx
+++ b/Week-02/YuvaIntern_Week2_EDA_Visualization_Framework.docx
@@ -2103,7 +2103,7 @@
       <w:r>
         <w:drawing>
           <wp:inline xmlns:a="http://schemas.openxmlformats.org/drawingml/2006/main" xmlns:pic="http://schemas.openxmlformats.org/drawingml/2006/picture">
-            <wp:extent cx="5852160" cy="3756042"/>
+            <wp:extent cx="5852160" cy="3761465"/>
             <wp:docPr id="4" name="Picture 4"/>
             <wp:cNvGraphicFramePr>
               <a:graphicFrameLocks noChangeAspect="1"/>
@@ -2124,7 +2124,7 @@
                   <pic:spPr>
                     <a:xfrm>
                       <a:off x="0" y="0"/>
-                      <a:ext cx="5852160" cy="3756042"/>
+                      <a:ext cx="5852160" cy="3761465"/>
                     </a:xfrm>
                     <a:prstGeom prst="rect"/>
                   </pic:spPr>
@@ -3247,7 +3247,7 @@
       <w:r>
         <w:drawing>
           <wp:inline xmlns:a="http://schemas.openxmlformats.org/drawingml/2006/main" xmlns:pic="http://schemas.openxmlformats.org/drawingml/2006/picture">
-            <wp:extent cx="5852160" cy="3279928"/>
+            <wp:extent cx="5852160" cy="3279100"/>
             <wp:docPr id="5" name="Picture 5"/>
             <wp:cNvGraphicFramePr>
               <a:graphicFrameLocks noChangeAspect="1"/>
@@ -3268,7 +3268,7 @@
                   <pic:spPr>
                     <a:xfrm>
                       <a:off x="0" y="0"/>
-                      <a:ext cx="5852160" cy="3279928"/>
+                      <a:ext cx="5852160" cy="3279100"/>
                     </a:xfrm>
                     <a:prstGeom prst="rect"/>
                   </pic:spPr>
